--- a/templates/agreement_ru.docx
+++ b/templates/agreement_ru.docx
@@ -21,7 +21,7 @@
           <w:rFonts w:ascii="Times New Roman" w:hAnsi="Times New Roman" w:cs="Times New Roman"/>
           <w:i w:val="0"/>
         </w:rPr>
-        <w:t xml:space="preserve">Дополнительное соглашение № </w:t>
+        <w:t xml:space="preserve">Дополнительное соглашение №{{claim_no}} </w:t>
       </w:r>
     </w:p>
     <w:p>
@@ -43,37 +43,7 @@
           <w:rFonts w:ascii="Times New Roman" w:hAnsi="Times New Roman" w:cs="Times New Roman"/>
           <w:i w:val="0"/>
         </w:rPr>
-        <w:t>к Посредническому Договору №</w:t>
-      </w:r>
-      <w:r>
-        <w:rPr>
-          <w:rFonts w:ascii="Times New Roman" w:hAnsi="Times New Roman" w:cs="Times New Roman"/>
-          <w:color w:val="000000"/>
-          <w:shd w:val="clear" w:color="auto" w:fill="FFFFFF"/>
-        </w:rPr>
-        <w:t>073456н</w:t>
-      </w:r>
-      <w:r>
-        <w:rPr>
-          <w:rFonts w:ascii="Times New Roman" w:hAnsi="Times New Roman" w:cs="Times New Roman"/>
-          <w:i w:val="0"/>
-        </w:rPr>
-        <w:t xml:space="preserve"> от </w:t>
-      </w:r>
-      <w:r>
-        <w:rPr>
-          <w:rFonts w:ascii="Times New Roman" w:hAnsi="Times New Roman" w:cs="Times New Roman"/>
-          <w:color w:val="000000"/>
-          <w:shd w:val="clear" w:color="auto" w:fill="FFFFFF"/>
-        </w:rPr>
-        <w:t>08.08.2023</w:t>
-      </w:r>
-      <w:r>
-        <w:rPr>
-          <w:rFonts w:ascii="Times New Roman" w:hAnsi="Times New Roman" w:cs="Times New Roman"/>
-          <w:i w:val="0"/>
-        </w:rPr>
-        <w:t>г. (Оферта)</w:t>
+        <w:t>к Посредническому Договору №{{base_contract_no}} от {{base_contract_date}}г. (Оферта)</w:t>
       </w:r>
     </w:p>
     <w:p>
@@ -100,133 +70,15 @@
           <w:szCs w:val="24"/>
         </w:rPr>
         <w:t>г. Ташкент</w:t>
-      </w:r>
-      <w:r>
-        <w:rPr>
-          <w:rFonts w:ascii="Times New Roman" w:eastAsia="Times New Roman" w:hAnsi="Times New Roman" w:cs="Times New Roman"/>
-          <w:sz w:val="24"/>
-          <w:szCs w:val="24"/>
-        </w:rPr>
         <w:tab/>
-      </w:r>
-      <w:r>
-        <w:rPr>
-          <w:rFonts w:ascii="Times New Roman" w:eastAsia="Times New Roman" w:hAnsi="Times New Roman" w:cs="Times New Roman"/>
-          <w:sz w:val="24"/>
-          <w:szCs w:val="24"/>
-        </w:rPr>
         <w:tab/>
-      </w:r>
-      <w:r>
-        <w:rPr>
-          <w:rFonts w:ascii="Times New Roman" w:eastAsia="Times New Roman" w:hAnsi="Times New Roman" w:cs="Times New Roman"/>
-          <w:sz w:val="24"/>
-          <w:szCs w:val="24"/>
-        </w:rPr>
         <w:tab/>
-      </w:r>
-      <w:r>
-        <w:rPr>
-          <w:rFonts w:ascii="Times New Roman" w:eastAsia="Times New Roman" w:hAnsi="Times New Roman" w:cs="Times New Roman"/>
-          <w:sz w:val="24"/>
-          <w:szCs w:val="24"/>
-        </w:rPr>
         <w:tab/>
-      </w:r>
-      <w:r>
-        <w:rPr>
-          <w:rFonts w:ascii="Times New Roman" w:eastAsia="Times New Roman" w:hAnsi="Times New Roman" w:cs="Times New Roman"/>
-          <w:sz w:val="24"/>
-          <w:szCs w:val="24"/>
-        </w:rPr>
         <w:tab/>
-        <w:t xml:space="preserve">                                                      </w:t>
+        <w:t xml:space="preserve">                                                         {{claim_date}}</w:t>
       </w:r>
       <w:proofErr w:type="gramStart"/>
-      <w:r>
-        <w:rPr>
-          <w:rFonts w:ascii="Times New Roman" w:eastAsia="Times New Roman" w:hAnsi="Times New Roman" w:cs="Times New Roman"/>
-          <w:sz w:val="24"/>
-          <w:szCs w:val="24"/>
-        </w:rPr>
-        <w:t xml:space="preserve">   «</w:t>
-      </w:r>
       <w:proofErr w:type="gramEnd"/>
-      <w:r>
-        <w:rPr>
-          <w:rFonts w:ascii="Times New Roman" w:eastAsia="Times New Roman" w:hAnsi="Times New Roman" w:cs="Times New Roman"/>
-          <w:sz w:val="24"/>
-          <w:szCs w:val="24"/>
-          <w:lang w:val="uz-Cyrl-UZ"/>
-        </w:rPr>
-        <w:t>03</w:t>
-      </w:r>
-      <w:r>
-        <w:rPr>
-          <w:rFonts w:ascii="Times New Roman" w:eastAsia="Times New Roman" w:hAnsi="Times New Roman" w:cs="Times New Roman"/>
-          <w:sz w:val="24"/>
-          <w:szCs w:val="24"/>
-        </w:rPr>
-        <w:t>»</w:t>
-      </w:r>
-      <w:r>
-        <w:rPr>
-          <w:rFonts w:ascii="Times New Roman" w:eastAsia="Times New Roman" w:hAnsi="Times New Roman" w:cs="Times New Roman"/>
-          <w:sz w:val="24"/>
-          <w:szCs w:val="24"/>
-        </w:rPr>
-        <w:t xml:space="preserve"> </w:t>
-      </w:r>
-      <w:r>
-        <w:rPr>
-          <w:rFonts w:ascii="Times New Roman" w:eastAsia="Times New Roman" w:hAnsi="Times New Roman" w:cs="Times New Roman"/>
-          <w:sz w:val="24"/>
-          <w:szCs w:val="24"/>
-        </w:rPr>
-        <w:t xml:space="preserve">  </w:t>
-      </w:r>
-      <w:r>
-        <w:rPr>
-          <w:rFonts w:ascii="Times New Roman" w:eastAsia="Times New Roman" w:hAnsi="Times New Roman" w:cs="Times New Roman"/>
-          <w:sz w:val="24"/>
-          <w:szCs w:val="24"/>
-        </w:rPr>
-        <w:t>02</w:t>
-      </w:r>
-      <w:r>
-        <w:rPr>
-          <w:rFonts w:ascii="Times New Roman" w:eastAsia="Times New Roman" w:hAnsi="Times New Roman" w:cs="Times New Roman"/>
-          <w:sz w:val="24"/>
-          <w:szCs w:val="24"/>
-        </w:rPr>
-        <w:t xml:space="preserve">  </w:t>
-      </w:r>
-      <w:r>
-        <w:rPr>
-          <w:rFonts w:ascii="Times New Roman" w:eastAsia="Times New Roman" w:hAnsi="Times New Roman" w:cs="Times New Roman"/>
-          <w:sz w:val="24"/>
-          <w:szCs w:val="24"/>
-          <w:lang w:val="uz-Cyrl-UZ"/>
-        </w:rPr>
-        <w:t xml:space="preserve"> </w:t>
-      </w:r>
-      <w:r>
-        <w:rPr>
-          <w:rFonts w:ascii="Times New Roman" w:eastAsia="Times New Roman" w:hAnsi="Times New Roman" w:cs="Times New Roman"/>
-          <w:sz w:val="24"/>
-          <w:szCs w:val="24"/>
-          <w:lang w:val="uz-Cyrl-UZ"/>
-        </w:rPr>
-        <w:t>26</w:t>
-      </w:r>
-      <w:r>
-        <w:rPr>
-          <w:rFonts w:ascii="Times New Roman" w:eastAsia="Times New Roman" w:hAnsi="Times New Roman" w:cs="Times New Roman"/>
-          <w:sz w:val="24"/>
-          <w:szCs w:val="24"/>
-        </w:rPr>
-        <w:t>г.</w:t>
-      </w:r>
     </w:p>
     <w:p>
       <w:pPr>
@@ -244,315 +96,7 @@
           <w:b/>
         </w:rPr>
         <w:tab/>
-        <w:t>ИП ООО</w:t>
-      </w:r>
-      <w:r>
-        <w:rPr>
-          <w:rFonts w:ascii="Times New Roman" w:eastAsia="Times New Roman" w:hAnsi="Times New Roman" w:cs="Times New Roman"/>
-          <w:b/>
-        </w:rPr>
-        <w:t xml:space="preserve"> </w:t>
-      </w:r>
-      <w:r>
-        <w:rPr>
-          <w:rFonts w:ascii="Times New Roman" w:eastAsia="Times New Roman" w:hAnsi="Times New Roman" w:cs="Times New Roman"/>
-          <w:b/>
-        </w:rPr>
-        <w:t>«UZUM MARKET»</w:t>
-      </w:r>
-      <w:r>
-        <w:rPr>
-          <w:rFonts w:ascii="Times New Roman" w:eastAsia="Times New Roman" w:hAnsi="Times New Roman" w:cs="Times New Roman"/>
-        </w:rPr>
-        <w:t>, в</w:t>
-      </w:r>
-      <w:r>
-        <w:rPr>
-          <w:rFonts w:ascii="Times New Roman" w:eastAsia="Times New Roman" w:hAnsi="Times New Roman" w:cs="Times New Roman"/>
-        </w:rPr>
-        <w:t xml:space="preserve"> </w:t>
-      </w:r>
-      <w:r>
-        <w:rPr>
-          <w:rFonts w:ascii="Times New Roman" w:eastAsia="Times New Roman" w:hAnsi="Times New Roman" w:cs="Times New Roman"/>
-        </w:rPr>
-        <w:t>лиц</w:t>
-      </w:r>
-      <w:r>
-        <w:rPr>
-          <w:rFonts w:ascii="Times New Roman" w:eastAsia="Times New Roman" w:hAnsi="Times New Roman" w:cs="Times New Roman"/>
-        </w:rPr>
-        <w:t>е_____________________________________________________________________</w:t>
-      </w:r>
-      <w:r>
-        <w:rPr>
-          <w:rFonts w:ascii="Times New Roman" w:eastAsia="Times New Roman" w:hAnsi="Times New Roman" w:cs="Times New Roman"/>
-        </w:rPr>
-        <w:t>действующего на основ</w:t>
-      </w:r>
-      <w:r>
-        <w:rPr>
-          <w:rFonts w:ascii="Times New Roman" w:eastAsia="Times New Roman" w:hAnsi="Times New Roman" w:cs="Times New Roman"/>
-        </w:rPr>
-        <w:t xml:space="preserve">ании __________________________________________ </w:t>
-      </w:r>
-      <w:r>
-        <w:rPr>
-          <w:rFonts w:ascii="Times New Roman" w:eastAsia="Times New Roman" w:hAnsi="Times New Roman" w:cs="Times New Roman"/>
-        </w:rPr>
-        <w:t>с одной стороны далее</w:t>
-      </w:r>
-      <w:r>
-        <w:rPr>
-          <w:rFonts w:ascii="Times New Roman" w:eastAsia="Times New Roman" w:hAnsi="Times New Roman" w:cs="Times New Roman"/>
-        </w:rPr>
-        <w:t xml:space="preserve"> </w:t>
-      </w:r>
-      <w:r>
-        <w:rPr>
-          <w:rFonts w:ascii="Times New Roman" w:eastAsia="Times New Roman" w:hAnsi="Times New Roman" w:cs="Times New Roman"/>
-        </w:rPr>
-        <w:t xml:space="preserve"> Сторона 1</w:t>
-      </w:r>
-      <w:r>
-        <w:rPr>
-          <w:rFonts w:ascii="Times New Roman" w:eastAsia="Times New Roman" w:hAnsi="Times New Roman" w:cs="Times New Roman"/>
-        </w:rPr>
-        <w:t xml:space="preserve"> </w:t>
-      </w:r>
-      <w:r>
-        <w:rPr>
-          <w:rFonts w:ascii="Times New Roman" w:eastAsia="Times New Roman" w:hAnsi="Times New Roman" w:cs="Times New Roman"/>
-        </w:rPr>
-        <w:t xml:space="preserve">и </w:t>
-      </w:r>
-      <w:r>
-        <w:rPr>
-          <w:rFonts w:ascii="Times New Roman" w:eastAsia="Times New Roman" w:hAnsi="Times New Roman" w:cs="Times New Roman"/>
-        </w:rPr>
-        <w:t>“</w:t>
-      </w:r>
-      <w:r>
-        <w:rPr>
-          <w:rFonts w:ascii="Times New Roman" w:eastAsia="Times New Roman" w:hAnsi="Times New Roman" w:cs="Times New Roman"/>
-        </w:rPr>
-        <w:t xml:space="preserve">  _____________ИП___</w:t>
-      </w:r>
-      <w:r>
-        <w:rPr>
-          <w:rFonts w:ascii="Times New Roman" w:eastAsia="Times New Roman" w:hAnsi="Times New Roman" w:cs="Times New Roman"/>
-        </w:rPr>
-        <w:t>ООО «</w:t>
-      </w:r>
-      <w:r>
-        <w:rPr>
-          <w:rFonts w:ascii="Times New Roman" w:eastAsia="Times New Roman" w:hAnsi="Times New Roman" w:cs="Times New Roman"/>
-          <w:lang w:val="en-US"/>
-        </w:rPr>
-        <w:t>ALFA</w:t>
-      </w:r>
-      <w:r>
-        <w:rPr>
-          <w:rFonts w:ascii="Times New Roman" w:eastAsia="Times New Roman" w:hAnsi="Times New Roman" w:cs="Times New Roman"/>
-        </w:rPr>
-        <w:t xml:space="preserve"> </w:t>
-      </w:r>
-      <w:r>
-        <w:rPr>
-          <w:rFonts w:ascii="Times New Roman" w:eastAsia="Times New Roman" w:hAnsi="Times New Roman" w:cs="Times New Roman"/>
-          <w:lang w:val="en-US"/>
-        </w:rPr>
-        <w:t>POLIMER</w:t>
-      </w:r>
-      <w:r>
-        <w:rPr>
-          <w:rFonts w:ascii="Times New Roman" w:eastAsia="Times New Roman" w:hAnsi="Times New Roman" w:cs="Times New Roman"/>
-        </w:rPr>
-        <w:t xml:space="preserve"> </w:t>
-      </w:r>
-      <w:r>
-        <w:rPr>
-          <w:rFonts w:ascii="Times New Roman" w:eastAsia="Times New Roman" w:hAnsi="Times New Roman" w:cs="Times New Roman"/>
-          <w:lang w:val="en-US"/>
-        </w:rPr>
-        <w:t>LINE</w:t>
-      </w:r>
-      <w:r>
-        <w:rPr>
-          <w:rFonts w:ascii="Times New Roman" w:eastAsia="Times New Roman" w:hAnsi="Times New Roman" w:cs="Times New Roman"/>
-        </w:rPr>
-        <w:t>»</w:t>
-      </w:r>
-      <w:r>
-        <w:rPr>
-          <w:rFonts w:ascii="Times New Roman" w:eastAsia="Times New Roman" w:hAnsi="Times New Roman" w:cs="Times New Roman"/>
-        </w:rPr>
-        <w:t xml:space="preserve"> </w:t>
-      </w:r>
-      <w:r>
-        <w:rPr>
-          <w:rFonts w:ascii="Times New Roman" w:eastAsia="Times New Roman" w:hAnsi="Times New Roman" w:cs="Times New Roman"/>
-        </w:rPr>
-        <w:t>”</w:t>
-      </w:r>
-      <w:r>
-        <w:rPr>
-          <w:rFonts w:ascii="Times New Roman" w:eastAsia="Times New Roman" w:hAnsi="Times New Roman" w:cs="Times New Roman"/>
-        </w:rPr>
-        <w:t xml:space="preserve"> в лице</w:t>
-      </w:r>
-      <w:r>
-        <w:rPr>
-          <w:rFonts w:ascii="Times New Roman" w:eastAsia="Times New Roman" w:hAnsi="Times New Roman" w:cs="Times New Roman"/>
-        </w:rPr>
-        <w:t xml:space="preserve"> (</w:t>
-      </w:r>
-      <w:r>
-        <w:rPr>
-          <w:rFonts w:ascii="Times New Roman" w:eastAsia="Times New Roman" w:hAnsi="Times New Roman" w:cs="Times New Roman"/>
-          <w:lang w:val="uz-Cyrl-UZ"/>
-        </w:rPr>
-        <w:t xml:space="preserve">ФИО) </w:t>
-      </w:r>
-      <w:r>
-        <w:rPr>
-          <w:rFonts w:ascii="Times New Roman" w:eastAsia="Times New Roman" w:hAnsi="Times New Roman" w:cs="Times New Roman"/>
-          <w:lang w:val="uz-Cyrl-UZ"/>
-        </w:rPr>
-        <w:t>Абдурахимов Ф.Т.</w:t>
-      </w:r>
-      <w:r>
-        <w:rPr>
-          <w:rFonts w:ascii="Times New Roman" w:eastAsia="Times New Roman" w:hAnsi="Times New Roman" w:cs="Times New Roman"/>
-          <w:lang w:val="uz-Cyrl-UZ"/>
-        </w:rPr>
-        <w:t xml:space="preserve">__                      </w:t>
-      </w:r>
-      <w:r>
-        <w:rPr>
-          <w:rFonts w:ascii="Times New Roman" w:eastAsia="Times New Roman" w:hAnsi="Times New Roman" w:cs="Times New Roman"/>
-        </w:rPr>
-        <w:t xml:space="preserve">действующего на основании </w:t>
-      </w:r>
-      <w:r>
-        <w:rPr>
-          <w:rFonts w:ascii="Times New Roman" w:eastAsia="Times New Roman" w:hAnsi="Times New Roman" w:cs="Times New Roman"/>
-          <w:lang w:val="uz-Cyrl-UZ"/>
-        </w:rPr>
-        <w:t xml:space="preserve"> </w:t>
-      </w:r>
-      <w:r>
-        <w:rPr>
-          <w:rFonts w:ascii="Times New Roman" w:eastAsia="Times New Roman" w:hAnsi="Times New Roman" w:cs="Times New Roman"/>
-          <w:lang w:val="uz-Cyrl-UZ"/>
-        </w:rPr>
-        <w:t>Устава</w:t>
-      </w:r>
-      <w:r>
-        <w:rPr>
-          <w:rFonts w:ascii="Times New Roman" w:eastAsia="Times New Roman" w:hAnsi="Times New Roman" w:cs="Times New Roman"/>
-          <w:lang w:val="uz-Cyrl-UZ"/>
-        </w:rPr>
-        <w:t xml:space="preserve">                                                                  </w:t>
-      </w:r>
-      <w:r>
-        <w:rPr>
-          <w:rFonts w:ascii="Times New Roman" w:eastAsia="Times New Roman" w:hAnsi="Times New Roman" w:cs="Times New Roman"/>
-        </w:rPr>
-        <w:t xml:space="preserve">с другой стороны далее Сторона 2 заключили настоящее Дополнительное соглашение №______ от </w:t>
-      </w:r>
-      <w:r>
-        <w:rPr>
-          <w:rFonts w:ascii="Times New Roman" w:eastAsia="Times New Roman" w:hAnsi="Times New Roman" w:cs="Times New Roman"/>
-        </w:rPr>
-        <w:t>03</w:t>
-      </w:r>
-      <w:r>
-        <w:rPr>
-          <w:rFonts w:ascii="Times New Roman" w:eastAsia="Times New Roman" w:hAnsi="Times New Roman" w:cs="Times New Roman"/>
-          <w:lang w:val="uz-Cyrl-UZ"/>
-        </w:rPr>
-        <w:t>.</w:t>
-      </w:r>
-      <w:r>
-        <w:rPr>
-          <w:rFonts w:ascii="Times New Roman" w:eastAsia="Times New Roman" w:hAnsi="Times New Roman" w:cs="Times New Roman"/>
-          <w:lang w:val="uz-Cyrl-UZ"/>
-        </w:rPr>
-        <w:t>02</w:t>
-      </w:r>
-      <w:r>
-        <w:rPr>
-          <w:rFonts w:ascii="Times New Roman" w:eastAsia="Times New Roman" w:hAnsi="Times New Roman" w:cs="Times New Roman"/>
-          <w:lang w:val="uz-Cyrl-UZ"/>
-        </w:rPr>
-        <w:t>.</w:t>
-      </w:r>
-      <w:r>
-        <w:rPr>
-          <w:rFonts w:ascii="Times New Roman" w:eastAsia="Times New Roman" w:hAnsi="Times New Roman" w:cs="Times New Roman"/>
-          <w:lang w:val="uz-Cyrl-UZ"/>
-        </w:rPr>
-        <w:t xml:space="preserve"> 26</w:t>
-      </w:r>
-      <w:r>
-        <w:rPr>
-          <w:rFonts w:ascii="Times New Roman" w:eastAsia="Times New Roman" w:hAnsi="Times New Roman" w:cs="Times New Roman"/>
-          <w:lang w:val="uz-Cyrl-UZ"/>
-        </w:rPr>
-        <w:t>г</w:t>
-      </w:r>
-      <w:r>
-        <w:rPr>
-          <w:rFonts w:ascii="Times New Roman" w:eastAsia="Times New Roman" w:hAnsi="Times New Roman" w:cs="Times New Roman"/>
-        </w:rPr>
-        <w:t>. (далее Соглашение) к посредническому договору №</w:t>
-      </w:r>
-      <w:r>
-        <w:rPr>
-          <w:rFonts w:ascii="Times New Roman" w:eastAsia="Times New Roman" w:hAnsi="Times New Roman" w:cs="Times New Roman"/>
-          <w:lang w:val="uz-Cyrl-UZ"/>
-        </w:rPr>
-        <w:t xml:space="preserve"> </w:t>
-      </w:r>
-      <w:r>
-        <w:rPr>
-          <w:rFonts w:ascii="Times New Roman" w:hAnsi="Times New Roman" w:cs="Times New Roman"/>
-          <w:color w:val="000000"/>
-          <w:shd w:val="clear" w:color="auto" w:fill="FFFFFF"/>
-        </w:rPr>
-        <w:t xml:space="preserve">                    </w:t>
-      </w:r>
-      <w:r>
-        <w:rPr>
-          <w:rFonts w:ascii="Times New Roman" w:eastAsia="Times New Roman" w:hAnsi="Times New Roman" w:cs="Times New Roman"/>
-        </w:rPr>
-        <w:t xml:space="preserve"> </w:t>
-      </w:r>
-      <w:r>
-        <w:rPr>
-          <w:rFonts w:ascii="Times New Roman" w:eastAsia="Times New Roman" w:hAnsi="Times New Roman" w:cs="Times New Roman"/>
-        </w:rPr>
-        <w:t xml:space="preserve">      </w:t>
-      </w:r>
-      <w:r>
-        <w:rPr>
-          <w:rFonts w:ascii="Times New Roman" w:eastAsia="Times New Roman" w:hAnsi="Times New Roman" w:cs="Times New Roman"/>
-        </w:rPr>
-        <w:t xml:space="preserve">от </w:t>
-      </w:r>
-      <w:r>
-        <w:rPr>
-          <w:rFonts w:ascii="Times New Roman" w:eastAsia="Times New Roman" w:hAnsi="Times New Roman" w:cs="Times New Roman"/>
-          <w:lang w:val="uz-Cyrl-UZ"/>
-        </w:rPr>
-        <w:t xml:space="preserve">                         </w:t>
-      </w:r>
-      <w:r>
-        <w:rPr>
-          <w:rFonts w:ascii="Times New Roman" w:eastAsia="Times New Roman" w:hAnsi="Times New Roman" w:cs="Times New Roman"/>
-        </w:rPr>
-        <w:t xml:space="preserve"> (далее Оферта) о нижеследующем:</w:t>
+        <w:t>ИП ООО «UZUM MARKET», в лице_____________________________________________________________________действующего на основании __________________________________________ с одной стороны далее  Сторона 1 и “  _____________{{legal_form}} «{{legal_name}}» ” в лице (ФИО) Абдурахимов Ф.Т.__                      действующего на основании  Устава                                                                  с другой стороны далее Сторона 2 заключили настоящее Дополнительное соглашение №{{claim_no}}______ от 03.02. 26г. (далее Соглашение) к посредническому договору №                            от                           (далее Оферта) о нижеследующем:</w:t>
       </w:r>
     </w:p>
     <w:p>
@@ -1113,97 +657,11 @@
                 <w:sz w:val="28"/>
                 <w:szCs w:val="28"/>
               </w:rPr>
-              <w:t>Сторона</w:t>
-            </w:r>
-            <w:r>
-              <w:rPr>
-                <w:rFonts w:ascii="Times New Roman" w:eastAsia="Times New Roman" w:hAnsi="Times New Roman" w:cs="Times New Roman"/>
-                <w:b/>
-                <w:sz w:val="28"/>
-                <w:szCs w:val="28"/>
-                <w:lang w:val="en-US"/>
-              </w:rPr>
-              <w:t xml:space="preserve"> </w:t>
-            </w:r>
-            <w:r>
-              <w:rPr>
-                <w:rFonts w:ascii="Times New Roman" w:eastAsia="Times New Roman" w:hAnsi="Times New Roman" w:cs="Times New Roman"/>
-                <w:b/>
-                <w:sz w:val="24"/>
-                <w:szCs w:val="24"/>
-                <w:lang w:val="en-US"/>
-              </w:rPr>
-              <w:t>2</w:t>
-            </w:r>
-            <w:r>
-              <w:rPr>
-                <w:rFonts w:ascii="Times New Roman" w:eastAsia="Times New Roman" w:hAnsi="Times New Roman" w:cs="Times New Roman"/>
-                <w:b/>
-                <w:sz w:val="24"/>
-                <w:szCs w:val="24"/>
-                <w:lang w:val="en-US"/>
-              </w:rPr>
+              <w:t>Сторона 2</w:t>
               <w:br/>
-            </w:r>
-            <w:r>
-              <w:rPr>
-                <w:rFonts w:ascii="Times New Roman" w:eastAsia="Times New Roman" w:hAnsi="Times New Roman" w:cs="Times New Roman"/>
-                <w:b/>
-                <w:sz w:val="24"/>
-                <w:szCs w:val="24"/>
-                <w:lang w:val="en-US"/>
-              </w:rPr>
-              <w:t xml:space="preserve"> </w:t>
-            </w:r>
-            <w:r>
-              <w:rPr>
-                <w:rFonts w:ascii="Times New Roman" w:eastAsia="Times New Roman" w:hAnsi="Times New Roman" w:cs="Times New Roman"/>
-                <w:b/>
-                <w:sz w:val="24"/>
-                <w:szCs w:val="24"/>
-              </w:rPr>
-              <w:t>ИП</w:t>
-            </w:r>
-            <w:r>
-              <w:rPr>
-                <w:rFonts w:ascii="Times New Roman" w:eastAsia="Times New Roman" w:hAnsi="Times New Roman" w:cs="Times New Roman"/>
-                <w:b/>
-                <w:sz w:val="24"/>
-                <w:szCs w:val="24"/>
-                <w:lang w:val="en-US"/>
-              </w:rPr>
-              <w:t>___</w:t>
+              <w:t xml:space="preserve"> {{legal_form}} «{{legal_name}}» </w:t>
             </w:r>
             <w:bookmarkStart w:id="1" w:name="_Hlk220752583"/>
-            <w:r>
-              <w:rPr>
-                <w:rFonts w:ascii="Times New Roman" w:eastAsia="Times New Roman" w:hAnsi="Times New Roman" w:cs="Times New Roman"/>
-                <w:b/>
-                <w:sz w:val="24"/>
-                <w:szCs w:val="24"/>
-              </w:rPr>
-              <w:t>ООО</w:t>
-            </w:r>
-            <w:r>
-              <w:rPr>
-                <w:rFonts w:ascii="Times New Roman" w:eastAsia="Times New Roman" w:hAnsi="Times New Roman" w:cs="Times New Roman"/>
-                <w:b/>
-                <w:sz w:val="24"/>
-                <w:szCs w:val="24"/>
-                <w:lang w:val="en-US"/>
-              </w:rPr>
-              <w:t xml:space="preserve"> «ALFA POLIMER LINE»</w:t>
-            </w:r>
-            <w:r>
-              <w:rPr>
-                <w:rFonts w:ascii="Times New Roman" w:eastAsia="Times New Roman" w:hAnsi="Times New Roman" w:cs="Times New Roman"/>
-                <w:b/>
-                <w:sz w:val="28"/>
-                <w:szCs w:val="28"/>
-                <w:lang w:val="en-US"/>
-              </w:rPr>
-              <w:t xml:space="preserve"> </w:t>
-            </w:r>
             <w:bookmarkEnd w:id="1"/>
           </w:p>
         </w:tc>

--- a/templates/agreement_ru.docx
+++ b/templates/agreement_ru.docx
@@ -1,8 +1,8 @@
 
 <file path=word/document.xml><?xml version="1.0" encoding="utf-8"?>
-<w:document xmlns:wpc="http://schemas.microsoft.com/office/word/2010/wordprocessingCanvas" xmlns:cx="http://schemas.microsoft.com/office/drawing/2014/chartex" xmlns:cx1="http://schemas.microsoft.com/office/drawing/2015/9/8/chartex" xmlns:cx2="http://schemas.microsoft.com/office/drawing/2015/10/21/chartex" xmlns:cx3="http://schemas.microsoft.com/office/drawing/2016/5/9/chartex" xmlns:cx4="http://schemas.microsoft.com/office/drawing/2016/5/10/chartex" xmlns:cx5="http://schemas.microsoft.com/office/drawing/2016/5/11/chartex" xmlns:cx6="http://schemas.microsoft.com/office/drawing/2016/5/12/chartex" xmlns:cx7="http://schemas.microsoft.com/office/drawing/2016/5/13/chartex" xmlns:cx8="http://schemas.microsoft.com/office/drawing/2016/5/14/chartex" xmlns:mc="http://schemas.openxmlformats.org/markup-compatibility/2006" xmlns:aink="http://schemas.microsoft.com/office/drawing/2016/ink" xmlns:am3d="http://schemas.microsoft.com/office/drawing/2017/model3d" xmlns:o="urn:schemas-microsoft-com:office:office" xmlns:r="http://schemas.openxmlformats.org/officeDocument/2006/relationships" xmlns:m="http://schemas.openxmlformats.org/officeDocument/2006/math" xmlns:v="urn:schemas-microsoft-com:vml" xmlns:wp14="http://schemas.microsoft.com/office/word/2010/wordprocessingDrawing" xmlns:wp="http://schemas.openxmlformats.org/drawingml/2006/wordprocessingDrawing" xmlns:w10="urn:schemas-microsoft-com:office:word" xmlns:w="http://schemas.openxmlformats.org/wordprocessingml/2006/main" xmlns:w14="http://schemas.microsoft.com/office/word/2010/wordml" xmlns:w15="http://schemas.microsoft.com/office/word/2012/wordml" xmlns:w16cex="http://schemas.microsoft.com/office/word/2018/wordml/cex" xmlns:w16cid="http://schemas.microsoft.com/office/word/2016/wordml/cid" xmlns:w16="http://schemas.microsoft.com/office/word/2018/wordml" xmlns:w16sdtdh="http://schemas.microsoft.com/office/word/2020/wordml/sdtdatahash" xmlns:w16se="http://schemas.microsoft.com/office/word/2015/wordml/symex" xmlns:wpg="http://schemas.microsoft.com/office/word/2010/wordprocessingGroup" xmlns:wpi="http://schemas.microsoft.com/office/word/2010/wordprocessingInk" xmlns:wne="http://schemas.microsoft.com/office/word/2006/wordml" xmlns:wps="http://schemas.microsoft.com/office/word/2010/wordprocessingShape" mc:Ignorable="w14 w15 w16se w16cid w16 w16cex w16sdtdh wp14">
+<w:document xmlns:ns1="http://schemas.openxmlformats.org/markup-compatibility/2006" xmlns:ns2="http://schemas.microsoft.com/office/word/2010/wordml" xmlns:ns3="http://schemas.openxmlformats.org/officeDocument/2006/relationships" xmlns:w="http://schemas.openxmlformats.org/wordprocessingml/2006/main" ns1:Ignorable="w14 w15 w16se w16cid w16 w16cex w16sdtdh wp14">
   <w:body>
-    <w:p>
+    <w:p ns2:paraId="2A7D9DFF" ns2:textId="0E7C3554">
       <w:pPr>
         <w:pStyle w:val="2"/>
         <w:tabs>
@@ -24,7 +24,7 @@
         <w:t xml:space="preserve">Дополнительное соглашение №{{claim_no}} </w:t>
       </w:r>
     </w:p>
-    <w:p>
+    <w:p ns2:paraId="3022FDFA" ns2:textId="30623832">
       <w:pPr>
         <w:pStyle w:val="2"/>
         <w:tabs>
@@ -43,17 +43,47 @@
           <w:rFonts w:ascii="Times New Roman" w:hAnsi="Times New Roman" w:cs="Times New Roman"/>
           <w:i w:val="0"/>
         </w:rPr>
-        <w:t>к Посредническому Договору №{{base_contract_no}} от {{base_contract_date}}г. (Оферта)</w:t>
+        <w:t xml:space="preserve">к Посредническому Договору №{{base_contract_no}} от {{base_contract_date}}г. (Оферта)</w:t>
+      </w:r>
+      <w:r>
+        <w:rPr>
+          <w:rFonts w:ascii="Times New Roman" w:hAnsi="Times New Roman" w:cs="Times New Roman"/>
+          <w:color w:val="000000"/>
+          <w:shd w:val="clear" w:color="auto" w:fill="FFFFFF"/>
+        </w:rPr>
+        <w:t/>
+      </w:r>
+      <w:r>
+        <w:rPr>
+          <w:rFonts w:ascii="Times New Roman" w:hAnsi="Times New Roman" w:cs="Times New Roman"/>
+          <w:i w:val="0"/>
+        </w:rPr>
+        <w:t xml:space="preserve"/>
+      </w:r>
+      <w:r>
+        <w:rPr>
+          <w:rFonts w:ascii="Times New Roman" w:hAnsi="Times New Roman" w:cs="Times New Roman"/>
+          <w:color w:val="000000"/>
+          <w:shd w:val="clear" w:color="auto" w:fill="FFFFFF"/>
+        </w:rPr>
+        <w:t/>
+      </w:r>
+      <w:r>
+        <w:rPr>
+          <w:rFonts w:ascii="Times New Roman" w:hAnsi="Times New Roman" w:cs="Times New Roman"/>
+          <w:i w:val="0"/>
+        </w:rPr>
+        <w:t/>
       </w:r>
     </w:p>
-    <w:p>
+    <w:p ns2:paraId="49763E74" ns2:textId="77777777">
       <w:pPr>
         <w:rPr>
           <w:rFonts w:ascii="Times New Roman" w:eastAsia="Times New Roman" w:hAnsi="Times New Roman" w:cs="Times New Roman"/>
         </w:rPr>
       </w:pPr>
     </w:p>
-    <w:p>
+    <w:p ns2:paraId="5846D1CA" ns2:textId="3551B406">
       <w:pPr>
         <w:jc w:val="both"/>
         <w:rPr>
@@ -69,18 +99,136 @@
           <w:sz w:val="24"/>
           <w:szCs w:val="24"/>
         </w:rPr>
-        <w:t>г. Ташкент</w:t>
+        <w:t xml:space="preserve">г. Ташкент                                                         {{claim_date}}</w:t>
+      </w:r>
+      <w:r>
+        <w:rPr>
+          <w:rFonts w:ascii="Times New Roman" w:eastAsia="Times New Roman" w:hAnsi="Times New Roman" w:cs="Times New Roman"/>
+          <w:sz w:val="24"/>
+          <w:szCs w:val="24"/>
+        </w:rPr>
         <w:tab/>
+      </w:r>
+      <w:r>
+        <w:rPr>
+          <w:rFonts w:ascii="Times New Roman" w:eastAsia="Times New Roman" w:hAnsi="Times New Roman" w:cs="Times New Roman"/>
+          <w:sz w:val="24"/>
+          <w:szCs w:val="24"/>
+        </w:rPr>
         <w:tab/>
+      </w:r>
+      <w:r>
+        <w:rPr>
+          <w:rFonts w:ascii="Times New Roman" w:eastAsia="Times New Roman" w:hAnsi="Times New Roman" w:cs="Times New Roman"/>
+          <w:sz w:val="24"/>
+          <w:szCs w:val="24"/>
+        </w:rPr>
         <w:tab/>
+      </w:r>
+      <w:r>
+        <w:rPr>
+          <w:rFonts w:ascii="Times New Roman" w:eastAsia="Times New Roman" w:hAnsi="Times New Roman" w:cs="Times New Roman"/>
+          <w:sz w:val="24"/>
+          <w:szCs w:val="24"/>
+        </w:rPr>
         <w:tab/>
+      </w:r>
+      <w:r>
+        <w:rPr>
+          <w:rFonts w:ascii="Times New Roman" w:eastAsia="Times New Roman" w:hAnsi="Times New Roman" w:cs="Times New Roman"/>
+          <w:sz w:val="24"/>
+          <w:szCs w:val="24"/>
+        </w:rPr>
         <w:tab/>
-        <w:t xml:space="preserve">                                                         {{claim_date}}</w:t>
+        <w:t xml:space="preserve"/>
       </w:r>
       <w:proofErr w:type="gramStart"/>
+      <w:r>
+        <w:rPr>
+          <w:rFonts w:ascii="Times New Roman" w:eastAsia="Times New Roman" w:hAnsi="Times New Roman" w:cs="Times New Roman"/>
+          <w:sz w:val="24"/>
+          <w:szCs w:val="24"/>
+        </w:rPr>
+        <w:t xml:space="preserve"/>
+      </w:r>
       <w:proofErr w:type="gramEnd"/>
+      <w:r>
+        <w:rPr>
+          <w:rFonts w:ascii="Times New Roman" w:eastAsia="Times New Roman" w:hAnsi="Times New Roman" w:cs="Times New Roman"/>
+          <w:sz w:val="24"/>
+          <w:szCs w:val="24"/>
+          <w:lang w:val="uz-Cyrl-UZ"/>
+        </w:rPr>
+        <w:t/>
+      </w:r>
+      <w:r>
+        <w:rPr>
+          <w:rFonts w:ascii="Times New Roman" w:eastAsia="Times New Roman" w:hAnsi="Times New Roman" w:cs="Times New Roman"/>
+          <w:sz w:val="24"/>
+          <w:szCs w:val="24"/>
+        </w:rPr>
+        <w:t/>
+      </w:r>
+      <w:r>
+        <w:rPr>
+          <w:rFonts w:ascii="Times New Roman" w:eastAsia="Times New Roman" w:hAnsi="Times New Roman" w:cs="Times New Roman"/>
+          <w:sz w:val="24"/>
+          <w:szCs w:val="24"/>
+        </w:rPr>
+        <w:t xml:space="preserve"/>
+      </w:r>
+      <w:r>
+        <w:rPr>
+          <w:rFonts w:ascii="Times New Roman" w:eastAsia="Times New Roman" w:hAnsi="Times New Roman" w:cs="Times New Roman"/>
+          <w:sz w:val="24"/>
+          <w:szCs w:val="24"/>
+        </w:rPr>
+        <w:t xml:space="preserve"/>
+      </w:r>
+      <w:r>
+        <w:rPr>
+          <w:rFonts w:ascii="Times New Roman" w:eastAsia="Times New Roman" w:hAnsi="Times New Roman" w:cs="Times New Roman"/>
+          <w:sz w:val="24"/>
+          <w:szCs w:val="24"/>
+        </w:rPr>
+        <w:t/>
+      </w:r>
+      <w:r>
+        <w:rPr>
+          <w:rFonts w:ascii="Times New Roman" w:eastAsia="Times New Roman" w:hAnsi="Times New Roman" w:cs="Times New Roman"/>
+          <w:sz w:val="24"/>
+          <w:szCs w:val="24"/>
+        </w:rPr>
+        <w:t xml:space="preserve"/>
+      </w:r>
+      <w:r>
+        <w:rPr>
+          <w:rFonts w:ascii="Times New Roman" w:eastAsia="Times New Roman" w:hAnsi="Times New Roman" w:cs="Times New Roman"/>
+          <w:sz w:val="24"/>
+          <w:szCs w:val="24"/>
+          <w:lang w:val="uz-Cyrl-UZ"/>
+        </w:rPr>
+        <w:t xml:space="preserve"/>
+      </w:r>
+      <w:r>
+        <w:rPr>
+          <w:rFonts w:ascii="Times New Roman" w:eastAsia="Times New Roman" w:hAnsi="Times New Roman" w:cs="Times New Roman"/>
+          <w:sz w:val="24"/>
+          <w:szCs w:val="24"/>
+          <w:lang w:val="uz-Cyrl-UZ"/>
+        </w:rPr>
+        <w:t/>
+      </w:r>
+      <w:r>
+        <w:rPr>
+          <w:rFonts w:ascii="Times New Roman" w:eastAsia="Times New Roman" w:hAnsi="Times New Roman" w:cs="Times New Roman"/>
+          <w:sz w:val="24"/>
+          <w:szCs w:val="24"/>
+        </w:rPr>
+        <w:t/>
+      </w:r>
     </w:p>
-    <w:p>
+    <w:p ns2:paraId="2FEB1092" ns2:textId="1E857308">
       <w:pPr>
         <w:tabs>
           <w:tab w:val="left" w:pos="567"/>
@@ -96,10 +244,318 @@
           <w:b/>
         </w:rPr>
         <w:tab/>
-        <w:t>ИП ООО «UZUM MARKET», в лице_____________________________________________________________________действующего на основании __________________________________________ с одной стороны далее  Сторона 1 и “  _____________{{legal_form}} «{{legal_name}}» ” в лице (ФИО) Абдурахимов Ф.Т.__                      действующего на основании  Устава                                                                  с другой стороны далее Сторона 2 заключили настоящее Дополнительное соглашение №{{claim_no}}______ от 03.02. 26г. (далее Соглашение) к посредническому договору №                            от                           (далее Оферта) о нижеследующем:</w:t>
+        <w:t xml:space="preserve">ИП ООО «UZUM MARKET», в лице_____________________________________________________________________действующего на основании __________________________________________ с одной стороны далее  Сторона 1 и “  _____________{{legal_form}} «{{legal_name}}» ” в лице (ФИО) Абдурахимов Ф.Т.__                      действующего на основании  Устава                                                                  с другой стороны далее Сторона 2 заключили настоящее Дополнительное соглашение №{{claim_no}}______ от 03.02. 26г. (далее Соглашение) к посредническому договору №                            от                           (далее Оферта) о нижеследующем:</w:t>
+      </w:r>
+      <w:r>
+        <w:rPr>
+          <w:rFonts w:ascii="Times New Roman" w:eastAsia="Times New Roman" w:hAnsi="Times New Roman" w:cs="Times New Roman"/>
+          <w:b/>
+        </w:rPr>
+        <w:t xml:space="preserve"/>
+      </w:r>
+      <w:r>
+        <w:rPr>
+          <w:rFonts w:ascii="Times New Roman" w:eastAsia="Times New Roman" w:hAnsi="Times New Roman" w:cs="Times New Roman"/>
+          <w:b/>
+        </w:rPr>
+        <w:t/>
+      </w:r>
+      <w:r>
+        <w:rPr>
+          <w:rFonts w:ascii="Times New Roman" w:eastAsia="Times New Roman" w:hAnsi="Times New Roman" w:cs="Times New Roman"/>
+        </w:rPr>
+        <w:t/>
+      </w:r>
+      <w:r>
+        <w:rPr>
+          <w:rFonts w:ascii="Times New Roman" w:eastAsia="Times New Roman" w:hAnsi="Times New Roman" w:cs="Times New Roman"/>
+        </w:rPr>
+        <w:t xml:space="preserve"/>
+      </w:r>
+      <w:r>
+        <w:rPr>
+          <w:rFonts w:ascii="Times New Roman" w:eastAsia="Times New Roman" w:hAnsi="Times New Roman" w:cs="Times New Roman"/>
+        </w:rPr>
+        <w:t/>
+      </w:r>
+      <w:r>
+        <w:rPr>
+          <w:rFonts w:ascii="Times New Roman" w:eastAsia="Times New Roman" w:hAnsi="Times New Roman" w:cs="Times New Roman"/>
+        </w:rPr>
+        <w:t/>
+      </w:r>
+      <w:r>
+        <w:rPr>
+          <w:rFonts w:ascii="Times New Roman" w:eastAsia="Times New Roman" w:hAnsi="Times New Roman" w:cs="Times New Roman"/>
+        </w:rPr>
+        <w:t/>
+      </w:r>
+      <w:r>
+        <w:rPr>
+          <w:rFonts w:ascii="Times New Roman" w:eastAsia="Times New Roman" w:hAnsi="Times New Roman" w:cs="Times New Roman"/>
+        </w:rPr>
+        <w:t xml:space="preserve"/>
+      </w:r>
+      <w:r>
+        <w:rPr>
+          <w:rFonts w:ascii="Times New Roman" w:eastAsia="Times New Roman" w:hAnsi="Times New Roman" w:cs="Times New Roman"/>
+        </w:rPr>
+        <w:t/>
+      </w:r>
+      <w:r>
+        <w:rPr>
+          <w:rFonts w:ascii="Times New Roman" w:eastAsia="Times New Roman" w:hAnsi="Times New Roman" w:cs="Times New Roman"/>
+        </w:rPr>
+        <w:t xml:space="preserve"/>
+      </w:r>
+      <w:r>
+        <w:rPr>
+          <w:rFonts w:ascii="Times New Roman" w:eastAsia="Times New Roman" w:hAnsi="Times New Roman" w:cs="Times New Roman"/>
+        </w:rPr>
+        <w:t xml:space="preserve"/>
+      </w:r>
+      <w:r>
+        <w:rPr>
+          <w:rFonts w:ascii="Times New Roman" w:eastAsia="Times New Roman" w:hAnsi="Times New Roman" w:cs="Times New Roman"/>
+        </w:rPr>
+        <w:t xml:space="preserve"/>
+      </w:r>
+      <w:r>
+        <w:rPr>
+          <w:rFonts w:ascii="Times New Roman" w:eastAsia="Times New Roman" w:hAnsi="Times New Roman" w:cs="Times New Roman"/>
+        </w:rPr>
+        <w:t xml:space="preserve"/>
+      </w:r>
+      <w:r>
+        <w:rPr>
+          <w:rFonts w:ascii="Times New Roman" w:eastAsia="Times New Roman" w:hAnsi="Times New Roman" w:cs="Times New Roman"/>
+        </w:rPr>
+        <w:t/>
+      </w:r>
+      <w:r>
+        <w:rPr>
+          <w:rFonts w:ascii="Times New Roman" w:eastAsia="Times New Roman" w:hAnsi="Times New Roman" w:cs="Times New Roman"/>
+        </w:rPr>
+        <w:t xml:space="preserve"/>
+      </w:r>
+      <w:r>
+        <w:rPr>
+          <w:rFonts w:ascii="Times New Roman" w:eastAsia="Times New Roman" w:hAnsi="Times New Roman" w:cs="Times New Roman"/>
+        </w:rPr>
+        <w:t/>
+      </w:r>
+      <w:r>
+        <w:rPr>
+          <w:rFonts w:ascii="Times New Roman" w:eastAsia="Times New Roman" w:hAnsi="Times New Roman" w:cs="Times New Roman"/>
+          <w:lang w:val="en-US"/>
+        </w:rPr>
+        <w:t/>
+      </w:r>
+      <w:r>
+        <w:rPr>
+          <w:rFonts w:ascii="Times New Roman" w:eastAsia="Times New Roman" w:hAnsi="Times New Roman" w:cs="Times New Roman"/>
+        </w:rPr>
+        <w:t xml:space="preserve"/>
+      </w:r>
+      <w:r>
+        <w:rPr>
+          <w:rFonts w:ascii="Times New Roman" w:eastAsia="Times New Roman" w:hAnsi="Times New Roman" w:cs="Times New Roman"/>
+          <w:lang w:val="en-US"/>
+        </w:rPr>
+        <w:t/>
+      </w:r>
+      <w:r>
+        <w:rPr>
+          <w:rFonts w:ascii="Times New Roman" w:eastAsia="Times New Roman" w:hAnsi="Times New Roman" w:cs="Times New Roman"/>
+        </w:rPr>
+        <w:t xml:space="preserve"/>
+      </w:r>
+      <w:r>
+        <w:rPr>
+          <w:rFonts w:ascii="Times New Roman" w:eastAsia="Times New Roman" w:hAnsi="Times New Roman" w:cs="Times New Roman"/>
+          <w:lang w:val="en-US"/>
+        </w:rPr>
+        <w:t/>
+      </w:r>
+      <w:r>
+        <w:rPr>
+          <w:rFonts w:ascii="Times New Roman" w:eastAsia="Times New Roman" w:hAnsi="Times New Roman" w:cs="Times New Roman"/>
+        </w:rPr>
+        <w:t/>
+      </w:r>
+      <w:r>
+        <w:rPr>
+          <w:rFonts w:ascii="Times New Roman" w:eastAsia="Times New Roman" w:hAnsi="Times New Roman" w:cs="Times New Roman"/>
+        </w:rPr>
+        <w:t xml:space="preserve"/>
+      </w:r>
+      <w:r>
+        <w:rPr>
+          <w:rFonts w:ascii="Times New Roman" w:eastAsia="Times New Roman" w:hAnsi="Times New Roman" w:cs="Times New Roman"/>
+        </w:rPr>
+        <w:t/>
+      </w:r>
+      <w:r>
+        <w:rPr>
+          <w:rFonts w:ascii="Times New Roman" w:eastAsia="Times New Roman" w:hAnsi="Times New Roman" w:cs="Times New Roman"/>
+        </w:rPr>
+        <w:t xml:space="preserve"/>
+      </w:r>
+      <w:r>
+        <w:rPr>
+          <w:rFonts w:ascii="Times New Roman" w:eastAsia="Times New Roman" w:hAnsi="Times New Roman" w:cs="Times New Roman"/>
+        </w:rPr>
+        <w:t xml:space="preserve"/>
+      </w:r>
+      <w:r>
+        <w:rPr>
+          <w:rFonts w:ascii="Times New Roman" w:eastAsia="Times New Roman" w:hAnsi="Times New Roman" w:cs="Times New Roman"/>
+          <w:lang w:val="uz-Cyrl-UZ"/>
+        </w:rPr>
+        <w:t xml:space="preserve"/>
+      </w:r>
+      <w:r>
+        <w:rPr>
+          <w:rFonts w:ascii="Times New Roman" w:eastAsia="Times New Roman" w:hAnsi="Times New Roman" w:cs="Times New Roman"/>
+          <w:lang w:val="uz-Cyrl-UZ"/>
+        </w:rPr>
+        <w:t/>
+      </w:r>
+      <w:r>
+        <w:rPr>
+          <w:rFonts w:ascii="Times New Roman" w:eastAsia="Times New Roman" w:hAnsi="Times New Roman" w:cs="Times New Roman"/>
+          <w:lang w:val="uz-Cyrl-UZ"/>
+        </w:rPr>
+        <w:t xml:space="preserve"/>
+      </w:r>
+      <w:r>
+        <w:rPr>
+          <w:rFonts w:ascii="Times New Roman" w:eastAsia="Times New Roman" w:hAnsi="Times New Roman" w:cs="Times New Roman"/>
+        </w:rPr>
+        <w:t xml:space="preserve"/>
+      </w:r>
+      <w:r>
+        <w:rPr>
+          <w:rFonts w:ascii="Times New Roman" w:eastAsia="Times New Roman" w:hAnsi="Times New Roman" w:cs="Times New Roman"/>
+          <w:lang w:val="uz-Cyrl-UZ"/>
+        </w:rPr>
+        <w:t xml:space="preserve"/>
+      </w:r>
+      <w:r>
+        <w:rPr>
+          <w:rFonts w:ascii="Times New Roman" w:eastAsia="Times New Roman" w:hAnsi="Times New Roman" w:cs="Times New Roman"/>
+          <w:lang w:val="uz-Cyrl-UZ"/>
+        </w:rPr>
+        <w:t/>
+      </w:r>
+      <w:r>
+        <w:rPr>
+          <w:rFonts w:ascii="Times New Roman" w:eastAsia="Times New Roman" w:hAnsi="Times New Roman" w:cs="Times New Roman"/>
+          <w:lang w:val="uz-Cyrl-UZ"/>
+        </w:rPr>
+        <w:t xml:space="preserve"/>
+      </w:r>
+      <w:r>
+        <w:rPr>
+          <w:rFonts w:ascii="Times New Roman" w:eastAsia="Times New Roman" w:hAnsi="Times New Roman" w:cs="Times New Roman"/>
+        </w:rPr>
+        <w:t xml:space="preserve"/>
+      </w:r>
+      <w:r>
+        <w:rPr>
+          <w:rFonts w:ascii="Times New Roman" w:eastAsia="Times New Roman" w:hAnsi="Times New Roman" w:cs="Times New Roman"/>
+        </w:rPr>
+        <w:t/>
+      </w:r>
+      <w:r>
+        <w:rPr>
+          <w:rFonts w:ascii="Times New Roman" w:eastAsia="Times New Roman" w:hAnsi="Times New Roman" w:cs="Times New Roman"/>
+          <w:lang w:val="uz-Cyrl-UZ"/>
+        </w:rPr>
+        <w:t/>
+      </w:r>
+      <w:r>
+        <w:rPr>
+          <w:rFonts w:ascii="Times New Roman" w:eastAsia="Times New Roman" w:hAnsi="Times New Roman" w:cs="Times New Roman"/>
+          <w:lang w:val="uz-Cyrl-UZ"/>
+        </w:rPr>
+        <w:t/>
+      </w:r>
+      <w:r>
+        <w:rPr>
+          <w:rFonts w:ascii="Times New Roman" w:eastAsia="Times New Roman" w:hAnsi="Times New Roman" w:cs="Times New Roman"/>
+          <w:lang w:val="uz-Cyrl-UZ"/>
+        </w:rPr>
+        <w:t/>
+      </w:r>
+      <w:r>
+        <w:rPr>
+          <w:rFonts w:ascii="Times New Roman" w:eastAsia="Times New Roman" w:hAnsi="Times New Roman" w:cs="Times New Roman"/>
+          <w:lang w:val="uz-Cyrl-UZ"/>
+        </w:rPr>
+        <w:t xml:space="preserve"/>
+      </w:r>
+      <w:r>
+        <w:rPr>
+          <w:rFonts w:ascii="Times New Roman" w:eastAsia="Times New Roman" w:hAnsi="Times New Roman" w:cs="Times New Roman"/>
+          <w:lang w:val="uz-Cyrl-UZ"/>
+        </w:rPr>
+        <w:t/>
+      </w:r>
+      <w:r>
+        <w:rPr>
+          <w:rFonts w:ascii="Times New Roman" w:eastAsia="Times New Roman" w:hAnsi="Times New Roman" w:cs="Times New Roman"/>
+        </w:rPr>
+        <w:t/>
+      </w:r>
+      <w:r>
+        <w:rPr>
+          <w:rFonts w:ascii="Times New Roman" w:eastAsia="Times New Roman" w:hAnsi="Times New Roman" w:cs="Times New Roman"/>
+          <w:lang w:val="uz-Cyrl-UZ"/>
+        </w:rPr>
+        <w:t xml:space="preserve"/>
+      </w:r>
+      <w:r>
+        <w:rPr>
+          <w:rFonts w:ascii="Times New Roman" w:hAnsi="Times New Roman" w:cs="Times New Roman"/>
+          <w:color w:val="000000"/>
+          <w:shd w:val="clear" w:color="auto" w:fill="FFFFFF"/>
+        </w:rPr>
+        <w:t xml:space="preserve"/>
+      </w:r>
+      <w:r>
+        <w:rPr>
+          <w:rFonts w:ascii="Times New Roman" w:eastAsia="Times New Roman" w:hAnsi="Times New Roman" w:cs="Times New Roman"/>
+        </w:rPr>
+        <w:t xml:space="preserve"/>
+      </w:r>
+      <w:r>
+        <w:rPr>
+          <w:rFonts w:ascii="Times New Roman" w:eastAsia="Times New Roman" w:hAnsi="Times New Roman" w:cs="Times New Roman"/>
+        </w:rPr>
+        <w:t xml:space="preserve"/>
+      </w:r>
+      <w:r>
+        <w:rPr>
+          <w:rFonts w:ascii="Times New Roman" w:eastAsia="Times New Roman" w:hAnsi="Times New Roman" w:cs="Times New Roman"/>
+        </w:rPr>
+        <w:t xml:space="preserve"/>
+      </w:r>
+      <w:r>
+        <w:rPr>
+          <w:rFonts w:ascii="Times New Roman" w:eastAsia="Times New Roman" w:hAnsi="Times New Roman" w:cs="Times New Roman"/>
+          <w:lang w:val="uz-Cyrl-UZ"/>
+        </w:rPr>
+        <w:t xml:space="preserve"/>
+      </w:r>
+      <w:r>
+        <w:rPr>
+          <w:rFonts w:ascii="Times New Roman" w:eastAsia="Times New Roman" w:hAnsi="Times New Roman" w:cs="Times New Roman"/>
+        </w:rPr>
+        <w:t xml:space="preserve"/>
       </w:r>
     </w:p>
-    <w:p>
+    <w:p ns2:paraId="67E770E0" ns2:textId="0FAFC75C">
       <w:pPr>
         <w:pBdr>
           <w:top w:val="nil"/>
@@ -132,7 +588,7 @@
         <w:t>В соответствии с пунктами 6.10, 6.12, и 6.13 Оферты, в связи с недостачей имущества Стороны 2 Сторона 1 возмещает разницу между ценой реализации Товара и комиссией по себестоимости Товара.</w:t>
       </w:r>
     </w:p>
-    <w:p>
+    <w:p ns2:paraId="34E2384A" ns2:textId="77777777">
       <w:pPr>
         <w:pBdr>
           <w:top w:val="nil"/>
@@ -164,7 +620,7 @@
         </w:rPr>
         <w:t xml:space="preserve">Итоговая стоимость компенсации рассчитывается на основе установленных тарифов. Сведения о тарифах находятся в Инструкции в пункте 6.8, которая доступна по следующему адресу: </w:t>
       </w:r>
-      <w:hyperlink r:id="rId5">
+      <w:hyperlink ns3:id="rId5">
         <w:r>
           <w:rPr>
             <w:rFonts w:ascii="Times New Roman" w:eastAsia="Times New Roman" w:hAnsi="Times New Roman" w:cs="Times New Roman"/>
@@ -175,7 +631,7 @@
         </w:r>
       </w:hyperlink>
     </w:p>
-    <w:p>
+    <w:p ns2:paraId="65962C79" ns2:textId="77777777">
       <w:pPr>
         <w:pBdr>
           <w:top w:val="nil"/>
@@ -208,7 +664,7 @@
         <w:t xml:space="preserve">Возмещение осуществляется согласно акту расхождения, либо акту дефектации зависимо от повреждения или недостачи Товаров. </w:t>
       </w:r>
     </w:p>
-    <w:p>
+    <w:p ns2:paraId="4D3503A2" ns2:textId="77777777">
       <w:pPr>
         <w:pBdr>
           <w:top w:val="nil"/>
@@ -254,7 +710,7 @@
         <w:t xml:space="preserve"> Товар переходит Стороне 1.</w:t>
       </w:r>
     </w:p>
-    <w:p>
+    <w:p ns2:paraId="05D94A5A" ns2:textId="77777777">
       <w:pPr>
         <w:pBdr>
           <w:top w:val="nil"/>
@@ -287,7 +743,7 @@
         <w:t>В случае нахождения Товаров, по которым выплачено возмещение в связи с недостачей, Сторона 1 становится собственником данных Товаров.</w:t>
       </w:r>
     </w:p>
-    <w:p>
+    <w:p ns2:paraId="7C0612C4" ns2:textId="77777777">
       <w:pPr>
         <w:pBdr>
           <w:top w:val="nil"/>
@@ -320,7 +776,7 @@
         <w:t xml:space="preserve">После возмещения Сторона 2 обязуется не выдвигать претензии по сумме компенсации и оспаривать права собственности на Товары. </w:t>
       </w:r>
     </w:p>
-    <w:p>
+    <w:p ns2:paraId="100AF2A0" ns2:textId="72ED0CC3">
       <w:pPr>
         <w:pBdr>
           <w:top w:val="nil"/>
@@ -355,7 +811,7 @@
         <w:t>Наименование, количество, цена реализации, сумма недостачи имущества и т.п. указывается в Претензии.</w:t>
       </w:r>
     </w:p>
-    <w:p>
+    <w:p ns2:paraId="0F0A9CB3" ns2:textId="77777777">
       <w:pPr>
         <w:pBdr>
           <w:top w:val="nil"/>
@@ -388,7 +844,7 @@
         <w:t>В случае нахождения товара при утере и в случае отсутствия дефектов при повреждении до выплаты компенсации, состав Претензии, а именно стоимость, наименование и количество товаров подлежит изменению Стороной 1.</w:t>
       </w:r>
     </w:p>
-    <w:p>
+    <w:p ns2:paraId="252A37D3" ns2:textId="77777777">
       <w:pPr>
         <w:pBdr>
           <w:top w:val="nil"/>
@@ -421,7 +877,7 @@
         <w:t>Стоимость компенсируемого товара может меняться Стороной 1 согласно пункту инструкции 6.8.</w:t>
       </w:r>
     </w:p>
-    <w:p>
+    <w:p ns2:paraId="5FAC675A" ns2:textId="77777777">
       <w:pPr>
         <w:pBdr>
           <w:top w:val="nil"/>
@@ -454,7 +910,7 @@
         <w:t>Сторона 1 обязуется уведомить Сторону 2 об изменениях в Претензии направив уведомление с итоговой суммой компенсации на электронную почту Стороны 2 указанной в личном кабинете.</w:t>
       </w:r>
     </w:p>
-    <w:p>
+    <w:p ns2:paraId="7405CF65" ns2:textId="77777777">
       <w:pPr>
         <w:pBdr>
           <w:top w:val="nil"/>
@@ -487,7 +943,7 @@
         <w:t>Настоящее Соглашение является неотъемлемой частью Оферты и составлено в 2-х экземплярах по одному для каждой из Сторон.</w:t>
       </w:r>
     </w:p>
-    <w:p>
+    <w:p ns2:paraId="1DF23E85" ns2:textId="77777777">
       <w:pPr>
         <w:pBdr>
           <w:top w:val="nil"/>
@@ -520,7 +976,7 @@
         <w:t>Все остальные условия Оферты, не затронутые настоящим Соглашением, остаются неизменными.</w:t>
       </w:r>
     </w:p>
-    <w:p>
+    <w:p ns2:paraId="71552C49" ns2:textId="77777777">
       <w:pPr>
         <w:pBdr>
           <w:top w:val="nil"/>
@@ -573,7 +1029,7 @@
         <w:gridCol w:w="5173"/>
         <w:gridCol w:w="5173"/>
       </w:tblGrid>
-      <w:tr>
+      <w:tr ns2:paraId="563B989F" ns2:textId="77777777">
         <w:trPr>
           <w:trHeight w:val="557"/>
         </w:trPr>
@@ -581,7 +1037,7 @@
           <w:tcPr>
             <w:tcW w:w="5173" w:type="dxa"/>
           </w:tcPr>
-          <w:p>
+          <w:p ns2:paraId="6B90E0A8" ns2:textId="77777777">
             <w:pPr>
               <w:rPr>
                 <w:rFonts w:ascii="Times New Roman" w:eastAsia="Times New Roman" w:hAnsi="Times New Roman" w:cs="Times New Roman"/>
@@ -600,7 +1056,7 @@
               <w:t xml:space="preserve">Сторона 1 </w:t>
             </w:r>
           </w:p>
-          <w:p>
+          <w:p ns2:paraId="30077BDA" ns2:textId="77777777">
             <w:pPr>
               <w:rPr>
                 <w:rFonts w:ascii="Times New Roman" w:eastAsia="Times New Roman" w:hAnsi="Times New Roman" w:cs="Times New Roman"/>
@@ -619,7 +1075,7 @@
               <w:t>ИП ООО «UZUM MARKET»</w:t>
             </w:r>
           </w:p>
-          <w:p>
+          <w:p ns2:paraId="2A27268D" ns2:textId="77777777">
             <w:pPr>
               <w:tabs>
                 <w:tab w:val="left" w:pos="567"/>
@@ -637,7 +1093,7 @@
           <w:tcPr>
             <w:tcW w:w="5173" w:type="dxa"/>
           </w:tcPr>
-          <w:p>
+          <w:p ns2:paraId="3AFEA638" ns2:textId="2FA7DA97">
             <w:pPr>
               <w:tabs>
                 <w:tab w:val="left" w:pos="567"/>
@@ -657,16 +1113,102 @@
                 <w:sz w:val="28"/>
                 <w:szCs w:val="28"/>
               </w:rPr>
-              <w:t>Сторона 2</w:t>
+              <w:t xml:space="preserve">Сторона 2 {{legal_form}} «{{legal_name}}» </w:t>
+            </w:r>
+            <w:r>
+              <w:rPr>
+                <w:rFonts w:ascii="Times New Roman" w:eastAsia="Times New Roman" w:hAnsi="Times New Roman" w:cs="Times New Roman"/>
+                <w:b/>
+                <w:sz w:val="28"/>
+                <w:szCs w:val="28"/>
+                <w:lang w:val="en-US"/>
+              </w:rPr>
+              <w:t xml:space="preserve"/>
+            </w:r>
+            <w:r>
+              <w:rPr>
+                <w:rFonts w:ascii="Times New Roman" w:eastAsia="Times New Roman" w:hAnsi="Times New Roman" w:cs="Times New Roman"/>
+                <w:b/>
+                <w:sz w:val="24"/>
+                <w:szCs w:val="24"/>
+                <w:lang w:val="en-US"/>
+              </w:rPr>
+              <w:t/>
+            </w:r>
+            <w:r>
+              <w:rPr>
+                <w:rFonts w:ascii="Times New Roman" w:eastAsia="Times New Roman" w:hAnsi="Times New Roman" w:cs="Times New Roman"/>
+                <w:b/>
+                <w:sz w:val="24"/>
+                <w:szCs w:val="24"/>
+                <w:lang w:val="en-US"/>
+              </w:rPr>
               <w:br/>
-              <w:t xml:space="preserve"> {{legal_form}} «{{legal_name}}» </w:t>
+            </w:r>
+            <w:r>
+              <w:rPr>
+                <w:rFonts w:ascii="Times New Roman" w:eastAsia="Times New Roman" w:hAnsi="Times New Roman" w:cs="Times New Roman"/>
+                <w:b/>
+                <w:sz w:val="24"/>
+                <w:szCs w:val="24"/>
+                <w:lang w:val="en-US"/>
+              </w:rPr>
+              <w:t xml:space="preserve"/>
+            </w:r>
+            <w:r>
+              <w:rPr>
+                <w:rFonts w:ascii="Times New Roman" w:eastAsia="Times New Roman" w:hAnsi="Times New Roman" w:cs="Times New Roman"/>
+                <w:b/>
+                <w:sz w:val="24"/>
+                <w:szCs w:val="24"/>
+              </w:rPr>
+              <w:t/>
+            </w:r>
+            <w:r>
+              <w:rPr>
+                <w:rFonts w:ascii="Times New Roman" w:eastAsia="Times New Roman" w:hAnsi="Times New Roman" w:cs="Times New Roman"/>
+                <w:b/>
+                <w:sz w:val="24"/>
+                <w:szCs w:val="24"/>
+                <w:lang w:val="en-US"/>
+              </w:rPr>
+              <w:t/>
             </w:r>
             <w:bookmarkStart w:id="1" w:name="_Hlk220752583"/>
+            <w:r>
+              <w:rPr>
+                <w:rFonts w:ascii="Times New Roman" w:eastAsia="Times New Roman" w:hAnsi="Times New Roman" w:cs="Times New Roman"/>
+                <w:b/>
+                <w:sz w:val="24"/>
+                <w:szCs w:val="24"/>
+              </w:rPr>
+              <w:t/>
+            </w:r>
+            <w:r>
+              <w:rPr>
+                <w:rFonts w:ascii="Times New Roman" w:eastAsia="Times New Roman" w:hAnsi="Times New Roman" w:cs="Times New Roman"/>
+                <w:b/>
+                <w:sz w:val="24"/>
+                <w:szCs w:val="24"/>
+                <w:lang w:val="en-US"/>
+              </w:rPr>
+              <w:t xml:space="preserve"/>
+            </w:r>
+            <w:r>
+              <w:rPr>
+                <w:rFonts w:ascii="Times New Roman" w:eastAsia="Times New Roman" w:hAnsi="Times New Roman" w:cs="Times New Roman"/>
+                <w:b/>
+                <w:sz w:val="28"/>
+                <w:szCs w:val="28"/>
+                <w:lang w:val="en-US"/>
+              </w:rPr>
+              <w:t xml:space="preserve"/>
+            </w:r>
             <w:bookmarkEnd w:id="1"/>
           </w:p>
         </w:tc>
       </w:tr>
-      <w:tr>
+      <w:tr ns2:paraId="49BA610A" ns2:textId="77777777">
         <w:trPr>
           <w:trHeight w:val="2828"/>
         </w:trPr>
@@ -674,7 +1216,7 @@
           <w:tcPr>
             <w:tcW w:w="5173" w:type="dxa"/>
           </w:tcPr>
-          <w:p>
+          <w:p ns2:paraId="475AE347" ns2:textId="62D2E31A">
             <w:pPr>
               <w:rPr>
                 <w:rFonts w:ascii="Times New Roman" w:eastAsia="Times New Roman" w:hAnsi="Times New Roman" w:cs="Times New Roman"/>
@@ -735,7 +1277,7 @@
               <w:t>2А</w:t>
             </w:r>
           </w:p>
-          <w:p>
+          <w:p ns2:paraId="04CDFAA1" ns2:textId="77777777">
             <w:pPr>
               <w:rPr>
                 <w:rFonts w:ascii="Times New Roman" w:eastAsia="Times New Roman" w:hAnsi="Times New Roman" w:cs="Times New Roman"/>
@@ -748,7 +1290,7 @@
               <w:t>ИНН: 309376127</w:t>
             </w:r>
           </w:p>
-          <w:p>
+          <w:p ns2:paraId="6D14B22D" ns2:textId="77777777">
             <w:pPr>
               <w:rPr>
                 <w:rFonts w:ascii="Times New Roman" w:eastAsia="Times New Roman" w:hAnsi="Times New Roman" w:cs="Times New Roman"/>
@@ -761,7 +1303,7 @@
               <w:t>ОКЭД: 62090</w:t>
             </w:r>
           </w:p>
-          <w:p>
+          <w:p ns2:paraId="4E045152" ns2:textId="77777777">
             <w:pPr>
               <w:rPr>
                 <w:rFonts w:ascii="Times New Roman" w:eastAsia="Times New Roman" w:hAnsi="Times New Roman" w:cs="Times New Roman"/>
@@ -774,7 +1316,7 @@
               <w:t>Р/С: 20208000005504983001</w:t>
             </w:r>
           </w:p>
-          <w:p>
+          <w:p ns2:paraId="16B0A310" ns2:textId="77777777">
             <w:pPr>
               <w:rPr>
                 <w:rFonts w:ascii="Times New Roman" w:eastAsia="Times New Roman" w:hAnsi="Times New Roman" w:cs="Times New Roman"/>
@@ -787,7 +1329,7 @@
               <w:t>Банк: ТОШКЕНТ Ш., "КАПИТАЛБАНК" АТ БАНКИНИНГ АМАЛИЁТ БОШКАРМАСИ</w:t>
             </w:r>
           </w:p>
-          <w:p>
+          <w:p ns2:paraId="116C6259" ns2:textId="77777777">
             <w:pPr>
               <w:rPr>
                 <w:rFonts w:ascii="Times New Roman" w:eastAsia="Times New Roman" w:hAnsi="Times New Roman" w:cs="Times New Roman"/>
@@ -800,14 +1342,14 @@
               <w:t>МФО: 00974</w:t>
             </w:r>
           </w:p>
-          <w:p>
+          <w:p ns2:paraId="0605B964" ns2:textId="77777777">
             <w:pPr>
               <w:rPr>
                 <w:rFonts w:ascii="Times New Roman" w:eastAsia="Times New Roman" w:hAnsi="Times New Roman" w:cs="Times New Roman"/>
               </w:rPr>
             </w:pPr>
           </w:p>
-          <w:p>
+          <w:p ns2:paraId="24A5E8A1" ns2:textId="7A6ED777">
             <w:pPr>
               <w:tabs>
                 <w:tab w:val="left" w:pos="567"/>
@@ -836,7 +1378,7 @@
           <w:tcPr>
             <w:tcW w:w="5173" w:type="dxa"/>
           </w:tcPr>
-          <w:p>
+          <w:p ns2:paraId="565E135D" ns2:textId="77777777">
             <w:pPr>
               <w:rPr>
                 <w:rFonts w:ascii="Times New Roman" w:eastAsia="Times New Roman" w:hAnsi="Times New Roman" w:cs="Times New Roman"/>
@@ -846,38 +1388,38 @@
               <w:rPr>
                 <w:rFonts w:ascii="Times New Roman" w:eastAsia="Times New Roman" w:hAnsi="Times New Roman" w:cs="Times New Roman"/>
               </w:rPr>
-              <w:t xml:space="preserve">Адрес: </w:t>
+              <w:t xml:space="preserve">Адрес: {{address}}</w:t>
             </w:r>
             <w:proofErr w:type="spellStart"/>
             <w:r>
               <w:rPr>
                 <w:rFonts w:ascii="Times New Roman" w:eastAsia="Times New Roman" w:hAnsi="Times New Roman" w:cs="Times New Roman"/>
               </w:rPr>
-              <w:t>г.Ташкент</w:t>
+              <w:t/>
             </w:r>
             <w:proofErr w:type="spellEnd"/>
             <w:r>
               <w:rPr>
                 <w:rFonts w:ascii="Times New Roman" w:eastAsia="Times New Roman" w:hAnsi="Times New Roman" w:cs="Times New Roman"/>
               </w:rPr>
-              <w:t xml:space="preserve">. </w:t>
+              <w:t xml:space="preserve"/>
             </w:r>
             <w:proofErr w:type="spellStart"/>
             <w:r>
               <w:rPr>
                 <w:rFonts w:ascii="Times New Roman" w:eastAsia="Times New Roman" w:hAnsi="Times New Roman" w:cs="Times New Roman"/>
               </w:rPr>
-              <w:t>Чиланзарский</w:t>
+              <w:t/>
             </w:r>
             <w:proofErr w:type="spellEnd"/>
             <w:r>
               <w:rPr>
                 <w:rFonts w:ascii="Times New Roman" w:eastAsia="Times New Roman" w:hAnsi="Times New Roman" w:cs="Times New Roman"/>
               </w:rPr>
-              <w:t xml:space="preserve"> район, Гулистан 6-15</w:t>
+              <w:t xml:space="preserve"/>
             </w:r>
           </w:p>
-          <w:p>
+          <w:p ns2:paraId="7DCA0F4A" ns2:textId="0AB66535">
             <w:pPr>
               <w:rPr>
                 <w:rFonts w:ascii="Times New Roman" w:eastAsia="Times New Roman" w:hAnsi="Times New Roman" w:cs="Times New Roman"/>
@@ -887,24 +1429,24 @@
               <w:rPr>
                 <w:rFonts w:ascii="Times New Roman" w:eastAsia="Times New Roman" w:hAnsi="Times New Roman" w:cs="Times New Roman"/>
               </w:rPr>
-              <w:t>ИНН</w:t>
-            </w:r>
-            <w:r>
-              <w:rPr>
-                <w:rFonts w:ascii="Times New Roman" w:eastAsia="Times New Roman" w:hAnsi="Times New Roman" w:cs="Times New Roman"/>
-              </w:rPr>
-              <w:t>\</w:t>
+              <w:t xml:space="preserve">ИНН\{{inn}}</w:t>
+            </w:r>
+            <w:r>
+              <w:rPr>
+                <w:rFonts w:ascii="Times New Roman" w:eastAsia="Times New Roman" w:hAnsi="Times New Roman" w:cs="Times New Roman"/>
+              </w:rPr>
+              <w:t/>
             </w:r>
             <w:bookmarkStart w:id="2" w:name="_Hlk220752654"/>
             <w:r>
               <w:rPr>
                 <w:rFonts w:ascii="Times New Roman" w:eastAsia="Times New Roman" w:hAnsi="Times New Roman" w:cs="Times New Roman"/>
               </w:rPr>
-              <w:t>306338752</w:t>
+              <w:t/>
             </w:r>
             <w:bookmarkEnd w:id="2"/>
           </w:p>
-          <w:p>
+          <w:p ns2:paraId="2A07142A" ns2:textId="30E289B7">
             <w:pPr>
               <w:rPr>
                 <w:rFonts w:ascii="Times New Roman" w:eastAsia="Times New Roman" w:hAnsi="Times New Roman" w:cs="Times New Roman"/>
@@ -917,7 +1459,7 @@
               <w:t xml:space="preserve">ОКЭД: </w:t>
             </w:r>
           </w:p>
-          <w:p>
+          <w:p ns2:paraId="6C9D64AC" ns2:textId="6BD9AA9A">
             <w:pPr>
               <w:rPr>
                 <w:rFonts w:ascii="Times New Roman" w:eastAsia="Times New Roman" w:hAnsi="Times New Roman" w:cs="Times New Roman"/>
@@ -927,18 +1469,18 @@
               <w:rPr>
                 <w:rFonts w:ascii="Times New Roman" w:eastAsia="Times New Roman" w:hAnsi="Times New Roman" w:cs="Times New Roman"/>
               </w:rPr>
-              <w:t xml:space="preserve">Р/С: </w:t>
+              <w:t xml:space="preserve">Р/С: {{bank_account}}</w:t>
             </w:r>
             <w:bookmarkStart w:id="3" w:name="_Hlk220752686"/>
             <w:r>
               <w:rPr>
                 <w:rFonts w:ascii="Times New Roman" w:eastAsia="Times New Roman" w:hAnsi="Times New Roman" w:cs="Times New Roman"/>
               </w:rPr>
-              <w:t>20208000305061552001</w:t>
+              <w:t/>
             </w:r>
           </w:p>
           <w:bookmarkEnd w:id="3"/>
-          <w:p>
+          <w:p ns2:paraId="6D2C1D62" ns2:textId="69ABD919">
             <w:pPr>
               <w:rPr>
                 <w:rFonts w:ascii="Times New Roman" w:eastAsia="Times New Roman" w:hAnsi="Times New Roman" w:cs="Times New Roman"/>
@@ -949,30 +1491,30 @@
               <w:rPr>
                 <w:rFonts w:ascii="Times New Roman" w:eastAsia="Times New Roman" w:hAnsi="Times New Roman" w:cs="Times New Roman"/>
               </w:rPr>
-              <w:t xml:space="preserve">Банк: </w:t>
-            </w:r>
-            <w:r>
-              <w:rPr>
-                <w:rFonts w:ascii="Times New Roman" w:eastAsia="Times New Roman" w:hAnsi="Times New Roman" w:cs="Times New Roman"/>
-              </w:rPr>
-              <w:t>АК «</w:t>
+              <w:t xml:space="preserve">Банк: {{bank_name}}</w:t>
+            </w:r>
+            <w:r>
+              <w:rPr>
+                <w:rFonts w:ascii="Times New Roman" w:eastAsia="Times New Roman" w:hAnsi="Times New Roman" w:cs="Times New Roman"/>
+              </w:rPr>
+              <w:t/>
             </w:r>
             <w:proofErr w:type="spellStart"/>
             <w:r>
               <w:rPr>
                 <w:rFonts w:ascii="Times New Roman" w:eastAsia="Times New Roman" w:hAnsi="Times New Roman" w:cs="Times New Roman"/>
               </w:rPr>
-              <w:t>Хамкорбанк</w:t>
+              <w:t/>
             </w:r>
             <w:proofErr w:type="spellEnd"/>
             <w:r>
               <w:rPr>
                 <w:rFonts w:ascii="Times New Roman" w:eastAsia="Times New Roman" w:hAnsi="Times New Roman" w:cs="Times New Roman"/>
               </w:rPr>
-              <w:t>»</w:t>
+              <w:t/>
             </w:r>
           </w:p>
-          <w:p>
+          <w:p ns2:paraId="50701F07" ns2:textId="1C5B87BE">
             <w:pPr>
               <w:rPr>
                 <w:rFonts w:ascii="Times New Roman" w:eastAsia="Times New Roman" w:hAnsi="Times New Roman" w:cs="Times New Roman"/>
@@ -982,23 +1524,23 @@
               <w:rPr>
                 <w:rFonts w:ascii="Times New Roman" w:eastAsia="Times New Roman" w:hAnsi="Times New Roman" w:cs="Times New Roman"/>
               </w:rPr>
-              <w:t xml:space="preserve">МФО: </w:t>
-            </w:r>
-            <w:r>
-              <w:rPr>
-                <w:rFonts w:ascii="Times New Roman" w:eastAsia="Times New Roman" w:hAnsi="Times New Roman" w:cs="Times New Roman"/>
-              </w:rPr>
-              <w:t>00083</w:t>
+              <w:t xml:space="preserve">МФО: {{mfo}}</w:t>
+            </w:r>
+            <w:r>
+              <w:rPr>
+                <w:rFonts w:ascii="Times New Roman" w:eastAsia="Times New Roman" w:hAnsi="Times New Roman" w:cs="Times New Roman"/>
+              </w:rPr>
+              <w:t/>
             </w:r>
           </w:p>
-          <w:p>
+          <w:p ns2:paraId="78633511" ns2:textId="77777777">
             <w:pPr>
               <w:rPr>
                 <w:rFonts w:ascii="Times New Roman" w:eastAsia="Times New Roman" w:hAnsi="Times New Roman" w:cs="Times New Roman"/>
               </w:rPr>
             </w:pPr>
           </w:p>
-          <w:p>
+          <w:p ns2:paraId="297210D0" ns2:textId="77777777">
             <w:pPr>
               <w:tabs>
                 <w:tab w:val="left" w:pos="567"/>
@@ -1014,7 +1556,7 @@
               <w:t xml:space="preserve">      </w:t>
             </w:r>
           </w:p>
-          <w:p>
+          <w:p ns2:paraId="2E7C788A" ns2:textId="77777777">
             <w:pPr>
               <w:tabs>
                 <w:tab w:val="left" w:pos="567"/>
@@ -1024,7 +1566,7 @@
               </w:rPr>
             </w:pPr>
           </w:p>
-          <w:p>
+          <w:p ns2:paraId="0BDA1DEA" ns2:textId="17FBB5DC">
             <w:pPr>
               <w:tabs>
                 <w:tab w:val="left" w:pos="567"/>
@@ -1059,7 +1601,7 @@
         </w:tc>
       </w:tr>
     </w:tbl>
-    <w:p>
+    <w:p ns2:paraId="0E299DF8" ns2:textId="56276F1D">
       <w:pPr>
         <w:rPr>
           <w:rFonts w:ascii="Times New Roman" w:eastAsia="Times New Roman" w:hAnsi="Times New Roman" w:cs="Times New Roman"/>
